--- a/Target Folder/QA-Files/zh-CN/clients.docx
+++ b/Target Folder/QA-Files/zh-CN/clients.docx
@@ -6,17 +6,14 @@
       <w:pPr>
         <w:rPr>
           <w:rFonts w:ascii="SimSun" w:eastAsia="SimSun" w:hAnsi="SimSun" w:cs="SimSun"/>
-          <w:color w:val="000000"/>
-          <w:kern w:val="0"/>
-          <w:sz w:val="22"/>
-          <w:szCs w:val="22"/>
-          <w:lang w:bidi="ar"/>
-        </w:rPr>
-      </w:pPr>
-      <w:r>
-        <w:rPr>
-          <w:color w:val="000000"/>
-        </w:rPr>
+          <w:kern w:val="0"/>
+          <w:sz w:val="22"/>
+          <w:szCs w:val="22"/>
+          <w:lang w:bidi="ar"/>
+        </w:rPr>
+      </w:pPr>
+      <w:r>
+        <w:rPr/>
         <w:t xml:space="preserve">歌曲</w:t>
       </w:r>
     </w:p>
@@ -24,17 +21,14 @@
       <w:pPr>
         <w:rPr>
           <w:rFonts w:ascii="SimSun" w:eastAsia="SimSun" w:hAnsi="SimSun" w:cs="SimSun"/>
-          <w:color w:val="000000"/>
-          <w:kern w:val="0"/>
-          <w:sz w:val="22"/>
-          <w:szCs w:val="22"/>
-          <w:lang w:bidi="ar"/>
-        </w:rPr>
-      </w:pPr>
-      <w:r>
-        <w:rPr>
-          <w:color w:val="000000"/>
-        </w:rPr>
+          <w:kern w:val="0"/>
+          <w:sz w:val="22"/>
+          <w:szCs w:val="22"/>
+          <w:lang w:bidi="ar"/>
+        </w:rPr>
+      </w:pPr>
+      <w:r>
+        <w:rPr/>
         <w:t xml:space="preserve">最佳字符数/秒 - 每秒 8 个字符 (cps)</w:t>
       </w:r>
     </w:p>
@@ -42,35 +36,29 @@
       <w:pPr>
         <w:rPr>
           <w:rFonts w:ascii="SimSun" w:eastAsia="SimSun" w:hAnsi="SimSun" w:cs="SimSun"/>
-          <w:color w:val="000000"/>
-          <w:kern w:val="0"/>
-          <w:sz w:val="22"/>
-          <w:szCs w:val="22"/>
-          <w:lang w:bidi="ar"/>
-        </w:rPr>
-      </w:pPr>
-      <w:r>
-        <w:rPr>
-          <w:color w:val="000000"/>
-        </w:rPr>
-        <w:t xml:space="preserve">拼写不包含实际数字的单词/短语：half past、quarter of、midnight、noon</w:t>
-      </w:r>
-    </w:p>
-    <w:p>
-      <w:pPr>
-        <w:rPr>
-          <w:rFonts w:ascii="SimSun" w:eastAsia="SimSun" w:hAnsi="SimSun" w:cs="SimSun"/>
-          <w:color w:val="000000"/>
-          <w:kern w:val="0"/>
-          <w:sz w:val="22"/>
-          <w:szCs w:val="22"/>
-          <w:lang w:bidi="ar"/>
-        </w:rPr>
-      </w:pPr>
-      <w:r>
-        <w:rPr>
-          <w:color w:val="000000"/>
-        </w:rPr>
+          <w:kern w:val="0"/>
+          <w:sz w:val="22"/>
+          <w:szCs w:val="22"/>
+          <w:lang w:bidi="ar"/>
+        </w:rPr>
+      </w:pPr>
+      <w:r>
+        <w:rPr/>
+        <w:t xml:space="preserve">拼出不包含实际数字的单词/短语：半点、差一刻、午夜、中午</w:t>
+      </w:r>
+    </w:p>
+    <w:p>
+      <w:pPr>
+        <w:rPr>
+          <w:rFonts w:ascii="SimSun" w:eastAsia="SimSun" w:hAnsi="SimSun" w:cs="SimSun"/>
+          <w:kern w:val="0"/>
+          <w:sz w:val="22"/>
+          <w:szCs w:val="22"/>
+          <w:lang w:bidi="ar"/>
+        </w:rPr>
+      </w:pPr>
+      <w:r>
+        <w:rPr/>
         <w:t xml:space="preserve">避免过度截断或严重降低阅读速度，以便同时包含对话</w:t>
       </w:r>
     </w:p>
@@ -78,53 +66,44 @@
       <w:pPr>
         <w:rPr>
           <w:rFonts w:ascii="SimSun" w:eastAsia="SimSun" w:hAnsi="SimSun" w:cs="SimSun"/>
-          <w:color w:val="000000"/>
-          <w:kern w:val="0"/>
-          <w:sz w:val="22"/>
-          <w:szCs w:val="22"/>
-          <w:lang w:bidi="ar"/>
-        </w:rPr>
-      </w:pPr>
-      <w:r>
-        <w:rPr>
-          <w:color w:val="000000"/>
-        </w:rPr>
-        <w:t xml:space="preserve">第一部分 同步 技术信息</w:t>
-      </w:r>
-    </w:p>
-    <w:p>
-      <w:pPr>
-        <w:rPr>
-          <w:rFonts w:ascii="SimSun" w:eastAsia="SimSun" w:hAnsi="SimSun" w:cs="SimSun"/>
-          <w:color w:val="000000"/>
-          <w:kern w:val="0"/>
-          <w:sz w:val="22"/>
-          <w:szCs w:val="22"/>
-          <w:lang w:bidi="ar"/>
-        </w:rPr>
-      </w:pPr>
-      <w:r>
-        <w:rPr>
-          <w:color w:val="000000"/>
-        </w:rPr>
-        <w:t xml:space="preserve">p.m. - 下午</w:t>
-      </w:r>
-    </w:p>
-    <w:p>
-      <w:pPr>
-        <w:rPr>
-          <w:rFonts w:ascii="SimSun" w:eastAsia="SimSun" w:hAnsi="SimSun" w:cs="SimSun"/>
-          <w:color w:val="000000"/>
-          <w:kern w:val="0"/>
-          <w:sz w:val="22"/>
-          <w:szCs w:val="22"/>
-          <w:lang w:bidi="ar"/>
-        </w:rPr>
-      </w:pPr>
-      <w:r>
-        <w:rPr>
-          <w:color w:val="000000"/>
-        </w:rPr>
+          <w:kern w:val="0"/>
+          <w:sz w:val="22"/>
+          <w:szCs w:val="22"/>
+          <w:lang w:bidi="ar"/>
+        </w:rPr>
+      </w:pPr>
+      <w:r>
+        <w:rPr/>
+        <w:t xml:space="preserve">第一节 同步技术信息</w:t>
+      </w:r>
+    </w:p>
+    <w:p>
+      <w:pPr>
+        <w:rPr>
+          <w:rFonts w:ascii="SimSun" w:eastAsia="SimSun" w:hAnsi="SimSun" w:cs="SimSun"/>
+          <w:kern w:val="0"/>
+          <w:sz w:val="22"/>
+          <w:szCs w:val="22"/>
+          <w:lang w:bidi="ar"/>
+        </w:rPr>
+      </w:pPr>
+      <w:r>
+        <w:rPr/>
+        <w:t xml:space="preserve">p.m.- 下午</w:t>
+      </w:r>
+    </w:p>
+    <w:p>
+      <w:pPr>
+        <w:rPr>
+          <w:rFonts w:ascii="SimSun" w:eastAsia="SimSun" w:hAnsi="SimSun" w:cs="SimSun"/>
+          <w:kern w:val="0"/>
+          <w:sz w:val="22"/>
+          <w:szCs w:val="22"/>
+          <w:lang w:bidi="ar"/>
+        </w:rPr>
+      </w:pPr>
+      <w:r>
+        <w:rPr/>
         <w:t xml:space="preserve">p.m.-下午</w:t>
       </w:r>
     </w:p>
@@ -132,143 +111,119 @@
       <w:pPr>
         <w:rPr>
           <w:rFonts w:ascii="SimSun" w:eastAsia="SimSun" w:hAnsi="SimSun" w:cs="SimSun"/>
-          <w:color w:val="000000"/>
-          <w:kern w:val="0"/>
-          <w:sz w:val="22"/>
-          <w:szCs w:val="22"/>
-          <w:lang w:bidi="ar"/>
-        </w:rPr>
-      </w:pPr>
-      <w:r>
-        <w:rPr>
-          <w:color w:val="000000"/>
-        </w:rPr>
-        <w:t xml:space="preserve">仅斜体显示标题，不显示名称（例如，书籍标题，而非船只名称）</w:t>
-      </w:r>
-    </w:p>
-    <w:p>
-      <w:pPr>
-        <w:rPr>
-          <w:rFonts w:ascii="SimSun" w:eastAsia="SimSun" w:hAnsi="SimSun" w:cs="SimSun"/>
-          <w:color w:val="000000"/>
-          <w:kern w:val="0"/>
-          <w:sz w:val="22"/>
-          <w:szCs w:val="22"/>
-          <w:lang w:bidi="ar"/>
-        </w:rPr>
-      </w:pPr>
-      <w:r>
-        <w:rPr>
-          <w:color w:val="000000"/>
-        </w:rPr>
-        <w:t xml:space="preserve">Vivien Leigh – “Myra” = （费雯莉饰马拉)</w:t>
-      </w:r>
-    </w:p>
-    <w:p>
-      <w:pPr>
-        <w:rPr>
-          <w:rFonts w:ascii="SimSun" w:eastAsia="SimSun" w:hAnsi="SimSun" w:cs="SimSun"/>
-          <w:color w:val="000000"/>
-          <w:kern w:val="0"/>
-          <w:sz w:val="22"/>
-          <w:szCs w:val="22"/>
-          <w:lang w:bidi="ar"/>
-        </w:rPr>
-      </w:pPr>
-      <w:r>
-        <w:rPr>
-          <w:color w:val="000000"/>
-        </w:rPr>
-        <w:t xml:space="preserve">Vivien Leigh – “Myra” = （费雯莉饰马拉)</w:t>
-      </w:r>
-    </w:p>
-    <w:p>
-      <w:pPr>
-        <w:rPr>
-          <w:rFonts w:ascii="SimSun" w:eastAsia="SimSun" w:hAnsi="SimSun" w:cs="SimSun"/>
-          <w:color w:val="000000"/>
-          <w:kern w:val="0"/>
-          <w:sz w:val="22"/>
-          <w:szCs w:val="22"/>
-          <w:lang w:bidi="ar"/>
-        </w:rPr>
-      </w:pPr>
-      <w:r>
-        <w:rPr>
-          <w:color w:val="000000"/>
-        </w:rPr>
-        <w:t xml:space="preserve">如果出现冰岛语名称 Þór，请音译为 Thór（遵循相关的 KNP 和字符名称处理指南）。</w:t>
-      </w:r>
-    </w:p>
-    <w:p>
-      <w:pPr>
-        <w:rPr>
-          <w:rFonts w:ascii="SimSun" w:eastAsia="SimSun" w:hAnsi="SimSun" w:cs="SimSun"/>
-          <w:color w:val="000000"/>
-          <w:kern w:val="0"/>
-          <w:sz w:val="22"/>
-          <w:szCs w:val="22"/>
-          <w:lang w:bidi="ar"/>
-        </w:rPr>
-      </w:pPr>
-      <w:r>
-        <w:rPr>
-          <w:color w:val="000000"/>
-        </w:rPr>
-        <w:t xml:space="preserve">第二部分 常用指南 行处理</w:t>
-      </w:r>
-    </w:p>
-    <w:p>
-      <w:pPr>
-        <w:rPr>
-          <w:rFonts w:ascii="SimSun" w:eastAsia="SimSun" w:hAnsi="SimSun" w:cs="SimSun"/>
-          <w:color w:val="000000"/>
-          <w:kern w:val="0"/>
-          <w:sz w:val="22"/>
-          <w:szCs w:val="22"/>
-          <w:lang w:bidi="ar"/>
-        </w:rPr>
-      </w:pPr>
-      <w:r>
-        <w:rPr>
-          <w:color w:val="000000"/>
-        </w:rPr>
-        <w:t xml:space="preserve">本文档包含 4 个部分，详细阐述了美国英语的语言特定要求。</w:t>
-      </w:r>
-    </w:p>
-    <w:p>
-      <w:pPr>
-        <w:rPr>
-          <w:rFonts w:ascii="SimSun" w:eastAsia="SimSun" w:hAnsi="SimSun" w:cs="SimSun"/>
-          <w:color w:val="000000"/>
-          <w:kern w:val="0"/>
-          <w:sz w:val="22"/>
-          <w:szCs w:val="22"/>
-          <w:lang w:bidi="ar"/>
-        </w:rPr>
-      </w:pPr>
-      <w:r>
-        <w:rPr>
-          <w:color w:val="000000"/>
-        </w:rPr>
-        <w:t xml:space="preserve">Jennifer Lopez) 不需要添加。</w:t>
-      </w:r>
-    </w:p>
-    <w:p>
-      <w:pPr>
-        <w:rPr>
-          <w:rFonts w:ascii="SimSun" w:eastAsia="SimSun" w:hAnsi="SimSun" w:cs="SimSun"/>
-          <w:color w:val="000000"/>
-          <w:kern w:val="0"/>
-          <w:sz w:val="22"/>
-          <w:szCs w:val="22"/>
-          <w:lang w:bidi="ar"/>
-        </w:rPr>
-      </w:pPr>
-      <w:r>
-        <w:rPr>
-          <w:color w:val="000000"/>
-        </w:rPr>
+          <w:kern w:val="0"/>
+          <w:sz w:val="22"/>
+          <w:szCs w:val="22"/>
+          <w:lang w:bidi="ar"/>
+        </w:rPr>
+      </w:pPr>
+      <w:r>
+        <w:rPr/>
+        <w:t xml:space="preserve">只斜体化标题，不斜体化名称（例如，书名，而不是船名）</w:t>
+      </w:r>
+    </w:p>
+    <w:p>
+      <w:pPr>
+        <w:rPr>
+          <w:rFonts w:ascii="SimSun" w:eastAsia="SimSun" w:hAnsi="SimSun" w:cs="SimSun"/>
+          <w:kern w:val="0"/>
+          <w:sz w:val="22"/>
+          <w:szCs w:val="22"/>
+          <w:lang w:bidi="ar"/>
+        </w:rPr>
+      </w:pPr>
+      <w:r>
+        <w:rPr/>
+        <w:t xml:space="preserve">费雯丽 – “Myra” = （费雯莉饰马拉)</w:t>
+      </w:r>
+    </w:p>
+    <w:p>
+      <w:pPr>
+        <w:rPr>
+          <w:rFonts w:ascii="SimSun" w:eastAsia="SimSun" w:hAnsi="SimSun" w:cs="SimSun"/>
+          <w:kern w:val="0"/>
+          <w:sz w:val="22"/>
+          <w:szCs w:val="22"/>
+          <w:lang w:bidi="ar"/>
+        </w:rPr>
+      </w:pPr>
+      <w:r>
+        <w:rPr/>
+        <w:t xml:space="preserve">费雯丽 – “Myra” = （费雯莉饰马拉)</w:t>
+      </w:r>
+    </w:p>
+    <w:p>
+      <w:pPr>
+        <w:rPr>
+          <w:rFonts w:ascii="SimSun" w:eastAsia="SimSun" w:hAnsi="SimSun" w:cs="SimSun"/>
+          <w:kern w:val="0"/>
+          <w:sz w:val="22"/>
+          <w:szCs w:val="22"/>
+          <w:lang w:bidi="ar"/>
+        </w:rPr>
+      </w:pPr>
+      <w:r>
+        <w:rPr/>
+        <w:t xml:space="preserve">如果出现冰岛语名称 Þór，请音译为 Thór（遵循相关 KNP 和字符名称处理指南）。</w:t>
+      </w:r>
+    </w:p>
+    <w:p>
+      <w:pPr>
+        <w:rPr>
+          <w:rFonts w:ascii="SimSun" w:eastAsia="SimSun" w:hAnsi="SimSun" w:cs="SimSun"/>
+          <w:kern w:val="0"/>
+          <w:sz w:val="22"/>
+          <w:szCs w:val="22"/>
+          <w:lang w:bidi="ar"/>
+        </w:rPr>
+      </w:pPr>
+      <w:r>
+        <w:rPr/>
+        <w:t xml:space="preserve">第二节 通用指南行处理</w:t>
+      </w:r>
+    </w:p>
+    <w:p>
+      <w:pPr>
+        <w:rPr>
+          <w:rFonts w:ascii="SimSun" w:eastAsia="SimSun" w:hAnsi="SimSun" w:cs="SimSun"/>
+          <w:kern w:val="0"/>
+          <w:sz w:val="22"/>
+          <w:szCs w:val="22"/>
+          <w:lang w:bidi="ar"/>
+        </w:rPr>
+      </w:pPr>
+      <w:r>
+        <w:rPr/>
+        <w:t xml:space="preserve">本文档涵盖 4 个部分，详细阐述了美国英语的语言特定要求。</w:t>
+      </w:r>
+    </w:p>
+    <w:p>
+      <w:pPr>
+        <w:rPr>
+          <w:rFonts w:ascii="SimSun" w:eastAsia="SimSun" w:hAnsi="SimSun" w:cs="SimSun"/>
+          <w:kern w:val="0"/>
+          <w:sz w:val="22"/>
+          <w:szCs w:val="22"/>
+          <w:lang w:bidi="ar"/>
+        </w:rPr>
+      </w:pPr>
+      <w:r>
+        <w:rPr/>
+        <w:t xml:space="preserve">詹妮弗·洛佩兹）则无需添加。</w:t>
+      </w:r>
+    </w:p>
+    <w:p>
+      <w:pPr>
+        <w:rPr>
+          <w:rFonts w:ascii="SimSun" w:eastAsia="SimSun" w:hAnsi="SimSun" w:cs="SimSun"/>
+          <w:kern w:val="0"/>
+          <w:sz w:val="22"/>
+          <w:szCs w:val="22"/>
+          <w:lang w:bidi="ar"/>
+        </w:rPr>
+      </w:pPr>
+      <w:r>
+        <w:rPr/>
         <w:t xml:space="preserve">朱丽叶说：“晚安，晚安！”</w:t>
       </w:r>
     </w:p>
@@ -276,17 +231,14 @@
       <w:pPr>
         <w:rPr>
           <w:rFonts w:ascii="SimSun" w:eastAsia="SimSun" w:hAnsi="SimSun" w:cs="SimSun"/>
-          <w:color w:val="000000"/>
-          <w:kern w:val="0"/>
-          <w:sz w:val="22"/>
-          <w:szCs w:val="22"/>
-          <w:lang w:bidi="ar"/>
-        </w:rPr>
-      </w:pPr>
-      <w:r>
-        <w:rPr>
-          <w:color w:val="000000"/>
-        </w:rPr>
+          <w:kern w:val="0"/>
+          <w:sz w:val="22"/>
+          <w:szCs w:val="22"/>
+          <w:lang w:bidi="ar"/>
+        </w:rPr>
+      </w:pPr>
+      <w:r>
+        <w:rPr/>
         <w:t xml:space="preserve">最短持续时间：</w:t>
       </w:r>
     </w:p>
@@ -294,18 +246,15 @@
       <w:pPr>
         <w:rPr>
           <w:rFonts w:ascii="SimSun" w:eastAsia="SimSun" w:hAnsi="SimSun" w:cs="SimSun"/>
-          <w:color w:val="000000"/>
-          <w:kern w:val="0"/>
-          <w:sz w:val="22"/>
-          <w:szCs w:val="22"/>
-          <w:lang w:bidi="ar"/>
-        </w:rPr>
-      </w:pPr>
-      <w:r>
-        <w:rPr>
-          <w:color w:val="000000"/>
-        </w:rPr>
-        <w:t xml:space="preserve">当“black”一词指代某人的种族或民族时，将其首字母大写为 Black。</w:t>
+          <w:kern w:val="0"/>
+          <w:sz w:val="22"/>
+          <w:szCs w:val="22"/>
+          <w:lang w:bidi="ar"/>
+        </w:rPr>
+      </w:pPr>
+      <w:r>
+        <w:rPr/>
+        <w:t xml:space="preserve">当“black”一词指代某人的种族或民族时，将其大写为 Black。</w:t>
       </w:r>
     </w:p>
     <w:sectPr>
